--- a/deck/presentation_speech_script.docx
+++ b/deck/presentation_speech_script.docx
@@ -438,22 +438,22 @@
           <w:sz w:val="19"/>
           <w:szCs w:val="19"/>
         </w:rPr>
-        <w:t xml:space="preserve">Target time: ~40 sec</w:t>
-      </w:r>
-    </w:p>
-    <w:p>
-      <w:pPr>
-        <w:spacing w:after="160" w:line="300"/>
-      </w:pPr>
-      <w:r>
-        <w:rPr>
-          <w:i/>
-          <w:iCs/>
-          <w:color w:val="1A1A1A"/>
-          <w:sz w:val="23"/>
-          <w:szCs w:val="23"/>
-        </w:rPr>
-        <w:t xml:space="preserve">This layer's job is pure routing — which churn mode is this account most likely heading toward, so the right causal effect size gets applied downstream. Churn here is rare, about eleven percent combined across modes, and driven by noisy human behavior, so this isn't a 0.95-AUC problem — ROC-AUC lands in the 0.65 to 0.72 range per mode, with 2.8 to 3.2x lift at the top decile. In production you'd rank and act on the top slice your capacity allows, not hard-classify at a single threshold — exactly the same logic as the HV/LV split on the next several slides.</w:t>
+        <w:t xml:space="preserve">Target time: ~50 sec</w:t>
+      </w:r>
+    </w:p>
+    <w:p>
+      <w:pPr>
+        <w:spacing w:after="160" w:line="300"/>
+      </w:pPr>
+      <w:r>
+        <w:rPr>
+          <w:i/>
+          <w:iCs/>
+          <w:color w:val="1A1A1A"/>
+          <w:sz w:val="23"/>
+          <w:szCs w:val="23"/>
+        </w:rPr>
+        <w:t xml:space="preserve">This layer's job is pure routing — which churn mode is this account most likely heading toward, so the right causal effect size gets applied downstream. Churn here is rare, about eleven percent combined across modes — and I'll flag this up front rather than wait to be asked: that's deliberately elevated above the real project's roughly 0.8% observed baseline. With only a few thousand HV and LV accounts in this synthetic panel, a true 0.8% base rate wouldn't leave enough injected churn events per mode for the RDD, DiD, and RCT layers to have real statistical power — so the elevated rate is a demo-scale choice, not a claim about what real DDA churn looks like. ROC-AUC lands in the 0.65 to 0.72 range per mode, with 2.8 to 3.2x lift at the top decile — this isn't a 0.95-AUC problem, and forcing one would mean overfitting noise. In production you'd rank and act on the top slice your capacity allows, not hard-classify at a single threshold — exactly the same logic as the HV/LV split on the next several slides.</w:t>
       </w:r>
     </w:p>
     <w:p>

--- a/deck/presentation_speech_script.docx
+++ b/deck/presentation_speech_script.docx
@@ -135,7 +135,7 @@
           <w:sz w:val="22"/>
           <w:szCs w:val="22"/>
         </w:rPr>
-        <w:t xml:space="preserve">Know the five “anchor numbers” cold, without looking at the slide: -8.3pp (RDD), -5.8pp (DiD), -10.8pp / -5.8pp (dormant RCT, HV cashback / LV SMS), +49.4% / +$133,873 (optimization/business impact), -30% relative (the real A/B test). If you can say these without reading them off the screen, the whole talk reads as fluent rather than recited.</w:t>
+        <w:t xml:space="preserve">Know the five “anchor numbers” cold, without looking at the slide: -8.3pp (RDD), -5.8pp (DiD), -10.8pp / -5.8pp (dormant RCT, HV cashback / LV SMS), +64.3% / +$167,927 (optimization/business impact), -30% relative (the real A/B test). If you can say these without reading them off the screen, the whole talk reads as fluent rather than recited.</w:t>
       </w:r>
     </w:p>
     <w:p>
@@ -438,6 +438,234 @@
           <w:sz w:val="19"/>
           <w:szCs w:val="19"/>
         </w:rPr>
+        <w:t xml:space="preserve">Target time: ~55 sec</w:t>
+      </w:r>
+    </w:p>
+    <w:p>
+      <w:pPr>
+        <w:spacing w:after="160" w:line="300"/>
+      </w:pPr>
+      <w:r>
+        <w:rPr>
+          <w:i/>
+          <w:iCs/>
+          <w:color w:val="1A1A1A"/>
+          <w:sz w:val="23"/>
+          <w:szCs w:val="23"/>
+        </w:rPr>
+        <w:t xml:space="preserve">This is a multi-class model — not churn yes-or-no, but WHICH of three modes an at-risk account is heading toward: a large withdrawal, stopping direct deposit, or going dormant — because each mode needs a different intervention downstream, and this layer's whole job is pure routing to the right one. The strongest drivers turn out to be plain account facts, not engineered scores: prior dormancy history is the single biggest predictor, then product count, then tenure — each has a one-sentence story, no methodology to defend if pushed on it. Churn here is rare, about twelve percent combined across modes — and I'll flag this up front rather than wait to be asked: that's deliberately elevated above the real project's roughly 0.8% observed baseline. With only a few thousand HV and LV accounts in this synthetic panel, a true 0.8% base rate wouldn't leave enough injected churn events per mode for the RDD, DiD, and RCT layers to have real statistical power — so the elevated rate is a demo-scale choice, not a claim about what real DDA churn looks like. ROC-AUC lands in the 0.66 to 0.74 range per mode, with 2.1 to 3.8x lift at the top decile — this isn't a 0.95-AUC problem, and forcing one would mean overfitting noise. In production you'd rank and act on the top slice your capacity allows, not hard-classify at a single threshold — exactly the same logic as the HV/LV split on the next several slides.</w:t>
+      </w:r>
+    </w:p>
+    <w:p>
+      <w:pPr>
+        <w:pBdr>
+          <w:bottom w:val="single" w:color="999999" w:sz="6" w:space="4"/>
+        </w:pBdr>
+        <w:spacing w:after="40" w:before="300"/>
+      </w:pPr>
+      <w:r>
+        <w:rPr>
+          <w:b/>
+          <w:bCs/>
+          <w:color w:val="2C4870"/>
+          <w:sz w:val="26"/>
+          <w:szCs w:val="26"/>
+        </w:rPr>
+        <w:t xml:space="preserve">Slide 6</w:t>
+      </w:r>
+      <w:r>
+        <w:rPr>
+          <w:b/>
+          <w:bCs/>
+          <w:sz w:val="26"/>
+          <w:szCs w:val="26"/>
+        </w:rPr>
+        <w:t xml:space="preserve">  —  Causal Layer Intro</w:t>
+      </w:r>
+    </w:p>
+    <w:p>
+      <w:pPr>
+        <w:spacing w:after="140"/>
+      </w:pPr>
+      <w:r>
+        <w:rPr>
+          <w:i/>
+          <w:iCs/>
+          <w:color w:val="888888"/>
+          <w:sz w:val="19"/>
+          <w:szCs w:val="19"/>
+        </w:rPr>
+        <w:t xml:space="preserve">Target time: ~75 sec</w:t>
+      </w:r>
+    </w:p>
+    <w:p>
+      <w:pPr>
+        <w:spacing w:after="160" w:line="300"/>
+      </w:pPr>
+      <w:r>
+        <w:rPr>
+          <w:i/>
+          <w:iCs/>
+          <w:color w:val="1A1A1A"/>
+          <w:sz w:val="23"/>
+          <w:szCs w:val="23"/>
+        </w:rPr>
+        <w:t xml:space="preserve">Three triggers, none of them randomized — and one split reused across all three. First, the split: it's the same fifty-fifty high-value, low-value cut by account value everywhere in this deck, and it's a business ROI decision, not a statistical one — for the top half, the deposits and lifetime value protected clearly outweigh the cost of a funded intervention; below that the economics get thin. Now the three rows. Large withdrawal over thirty percent of balance triggers an RM call — that's a deterministic rule, not a coin flip, so I use sharp regression discontinuity, comparing accounts just above and just below that line. Direct deposit stops trigger a hundred-dollar offer, rolled out to the whole high-value group on one launch date — that's a two-group difference-in-differences, comparing HV's before-after change to LV's before-after change. And dormancy has no natural threshold or rollout date to exploit at all, so I built a small randomized holdout directly into that rollout instead — a genuine, if small-scale, randomized controlled trial, stratified by tier.</w:t>
+      </w:r>
+    </w:p>
+    <w:p>
+      <w:pPr>
+        <w:pBdr>
+          <w:bottom w:val="single" w:color="999999" w:sz="6" w:space="4"/>
+        </w:pBdr>
+        <w:spacing w:after="40" w:before="300"/>
+      </w:pPr>
+      <w:r>
+        <w:rPr>
+          <w:b/>
+          <w:bCs/>
+          <w:color w:val="2C4870"/>
+          <w:sz w:val="26"/>
+          <w:szCs w:val="26"/>
+        </w:rPr>
+        <w:t xml:space="preserve">Slide 7</w:t>
+      </w:r>
+      <w:r>
+        <w:rPr>
+          <w:b/>
+          <w:bCs/>
+          <w:sz w:val="26"/>
+          <w:szCs w:val="26"/>
+        </w:rPr>
+        <w:t xml:space="preserve">  —  RDD Design</w:t>
+      </w:r>
+    </w:p>
+    <w:p>
+      <w:pPr>
+        <w:spacing w:after="140"/>
+      </w:pPr>
+      <w:r>
+        <w:rPr>
+          <w:i/>
+          <w:iCs/>
+          <w:color w:val="888888"/>
+          <w:sz w:val="19"/>
+          <w:szCs w:val="19"/>
+        </w:rPr>
+        <w:t xml:space="preserve">Target time: ~45 sec</w:t>
+      </w:r>
+    </w:p>
+    <w:p>
+      <w:pPr>
+        <w:spacing w:after="160" w:line="300"/>
+      </w:pPr>
+      <w:r>
+        <w:rPr>
+          <w:i/>
+          <w:iCs/>
+          <w:color w:val="1A1A1A"/>
+          <w:sz w:val="23"/>
+          <w:szCs w:val="23"/>
+        </w:rPr>
+        <w:t xml:space="preserve">RDD's identifying assumption is that nothing else jumps at the thirty-percent cutoff except the RM outreach itself. Customers don't know this internal threshold exists, so I'm not worried about deliberate gaming — but I still run a McCrary-style density test, because it also catches any OTHER unexplained bunching near that line, which would bias the comparison just as badly. It comes back clean, p equals point eight three, no jump in the density. This is restricted to the high-value population specifically — the same split from the previous slide — since that's the only population RM outreach actually applies to.</w:t>
+      </w:r>
+    </w:p>
+    <w:p>
+      <w:pPr>
+        <w:pBdr>
+          <w:bottom w:val="single" w:color="999999" w:sz="6" w:space="4"/>
+        </w:pBdr>
+        <w:spacing w:after="40" w:before="300"/>
+      </w:pPr>
+      <w:r>
+        <w:rPr>
+          <w:b/>
+          <w:bCs/>
+          <w:color w:val="2C4870"/>
+          <w:sz w:val="26"/>
+          <w:szCs w:val="26"/>
+        </w:rPr>
+        <w:t xml:space="preserve">Slide 8</w:t>
+      </w:r>
+      <w:r>
+        <w:rPr>
+          <w:b/>
+          <w:bCs/>
+          <w:sz w:val="26"/>
+          <w:szCs w:val="26"/>
+        </w:rPr>
+        <w:t xml:space="preserve">  —  RDD Result</w:t>
+      </w:r>
+    </w:p>
+    <w:p>
+      <w:pPr>
+        <w:spacing w:after="140"/>
+      </w:pPr>
+      <w:r>
+        <w:rPr>
+          <w:i/>
+          <w:iCs/>
+          <w:color w:val="888888"/>
+          <w:sz w:val="19"/>
+          <w:szCs w:val="19"/>
+        </w:rPr>
+        <w:t xml:space="preserve">Target time: ~40 sec</w:t>
+      </w:r>
+    </w:p>
+    <w:p>
+      <w:pPr>
+        <w:spacing w:after="160" w:line="300"/>
+      </w:pPr>
+      <w:r>
+        <w:rPr>
+          <w:i/>
+          <w:iCs/>
+          <w:color w:val="1A1A1A"/>
+          <w:sz w:val="23"/>
+          <w:szCs w:val="23"/>
+        </w:rPr>
+        <w:t xml:space="preserve">The naive treated-versus-control comparison is almost useless here — near zero, at minus point two points — because bigger withdrawals were already higher-risk before any call happened, and that confound roughly cancels out the real effect. RDD isolates the effect right at the cutoff and gets minus eight point three points, with a robust confidence interval of minus twelve point three to minus four point three, and it's stable across bandwidths from four to twenty months. Graded against the true effect I built into the simulation, RDD lands within about a point — the naive comparison doesn't come close.</w:t>
+      </w:r>
+    </w:p>
+    <w:p>
+      <w:pPr>
+        <w:pBdr>
+          <w:bottom w:val="single" w:color="999999" w:sz="6" w:space="4"/>
+        </w:pBdr>
+        <w:spacing w:after="40" w:before="300"/>
+      </w:pPr>
+      <w:r>
+        <w:rPr>
+          <w:b/>
+          <w:bCs/>
+          <w:color w:val="2C4870"/>
+          <w:sz w:val="26"/>
+          <w:szCs w:val="26"/>
+        </w:rPr>
+        <w:t xml:space="preserve">Slide 9</w:t>
+      </w:r>
+      <w:r>
+        <w:rPr>
+          <w:b/>
+          <w:bCs/>
+          <w:sz w:val="26"/>
+          <w:szCs w:val="26"/>
+        </w:rPr>
+        <w:t xml:space="preserve">  —  DiD Design</w:t>
+      </w:r>
+    </w:p>
+    <w:p>
+      <w:pPr>
+        <w:spacing w:after="140"/>
+      </w:pPr>
+      <w:r>
+        <w:rPr>
+          <w:i/>
+          <w:iCs/>
+          <w:color w:val="888888"/>
+          <w:sz w:val="19"/>
+          <w:szCs w:val="19"/>
+        </w:rPr>
         <w:t xml:space="preserve">Target time: ~50 sec</w:t>
       </w:r>
     </w:p>
@@ -453,91 +681,34 @@
           <w:sz w:val="23"/>
           <w:szCs w:val="23"/>
         </w:rPr>
-        <w:t xml:space="preserve">This layer's job is pure routing — which churn mode is this account most likely heading toward, so the right causal effect size gets applied downstream. Churn here is rare, about eleven percent combined across modes — and I'll flag this up front rather than wait to be asked: that's deliberately elevated above the real project's roughly 0.8% observed baseline. With only a few thousand HV and LV accounts in this synthetic panel, a true 0.8% base rate wouldn't leave enough injected churn events per mode for the RDD, DiD, and RCT layers to have real statistical power — so the elevated rate is a demo-scale choice, not a claim about what real DDA churn looks like. ROC-AUC lands in the 0.65 to 0.72 range per mode, with 2.8 to 3.2x lift at the top decile — this isn't a 0.95-AUC problem, and forcing one would mean overfitting noise. In production you'd rank and act on the top slice your capacity allows, not hard-classify at a single threshold — exactly the same logic as the HV/LV split on the next several slides.</w:t>
-      </w:r>
-    </w:p>
-    <w:p>
-      <w:pPr>
-        <w:pBdr>
-          <w:bottom w:val="single" w:color="999999" w:sz="6" w:space="4"/>
-        </w:pBdr>
-        <w:spacing w:after="40" w:before="300"/>
-      </w:pPr>
-      <w:r>
-        <w:rPr>
-          <w:b/>
-          <w:bCs/>
-          <w:color w:val="2C4870"/>
-          <w:sz w:val="26"/>
-          <w:szCs w:val="26"/>
-        </w:rPr>
-        <w:t xml:space="preserve">Slide 6</w:t>
-      </w:r>
-      <w:r>
-        <w:rPr>
-          <w:b/>
-          <w:bCs/>
-          <w:sz w:val="26"/>
-          <w:szCs w:val="26"/>
-        </w:rPr>
-        <w:t xml:space="preserve">  —  Causal Layer Intro</w:t>
-      </w:r>
-    </w:p>
-    <w:p>
-      <w:pPr>
-        <w:spacing w:after="140"/>
-      </w:pPr>
-      <w:r>
-        <w:rPr>
-          <w:i/>
-          <w:iCs/>
-          <w:color w:val="888888"/>
-          <w:sz w:val="19"/>
-          <w:szCs w:val="19"/>
-        </w:rPr>
-        <w:t xml:space="preserve">Target time: ~75 sec</w:t>
-      </w:r>
-    </w:p>
-    <w:p>
-      <w:pPr>
-        <w:spacing w:after="160" w:line="300"/>
-      </w:pPr>
-      <w:r>
-        <w:rPr>
-          <w:i/>
-          <w:iCs/>
-          <w:color w:val="1A1A1A"/>
-          <w:sz w:val="23"/>
-          <w:szCs w:val="23"/>
-        </w:rPr>
-        <w:t xml:space="preserve">Three triggers, none of them randomized — and one split reused across all three. First, the split: it's the same fifty-fifty high-value, low-value cut by account value everywhere in this deck, and it's a business ROI decision, not a statistical one — for the top half, the deposits and lifetime value protected clearly outweigh the cost of a funded intervention; below that the economics get thin. Now the three rows. Large withdrawal over thirty percent of balance triggers an RM call — that's a deterministic rule, not a coin flip, so I use sharp regression discontinuity, comparing accounts just above and just below that line. Direct deposit stops trigger a hundred-dollar offer, rolled out to the whole high-value group on one launch date — that's a two-group difference-in-differences, comparing HV's before-after change to LV's before-after change. And dormancy has no natural threshold or rollout date to exploit at all, so I built a small randomized holdout directly into that rollout instead — a genuine, if small-scale, randomized controlled trial, stratified by tier.</w:t>
-      </w:r>
-    </w:p>
-    <w:p>
-      <w:pPr>
-        <w:pBdr>
-          <w:bottom w:val="single" w:color="999999" w:sz="6" w:space="4"/>
-        </w:pBdr>
-        <w:spacing w:after="40" w:before="300"/>
-      </w:pPr>
-      <w:r>
-        <w:rPr>
-          <w:b/>
-          <w:bCs/>
-          <w:color w:val="2C4870"/>
-          <w:sz w:val="26"/>
-          <w:szCs w:val="26"/>
-        </w:rPr>
-        <w:t xml:space="preserve">Slide 7</w:t>
-      </w:r>
-      <w:r>
-        <w:rPr>
-          <w:b/>
-          <w:bCs/>
-          <w:sz w:val="26"/>
-          <w:szCs w:val="26"/>
-        </w:rPr>
-        <w:t xml:space="preserve">  —  RDD Design</w:t>
+        <w:t xml:space="preserve">The DD-stop offer launches for the entire high-value group on one calendar month; low-value accounts never get it in this window. That's a deliberately simple design — one treated group, one adoption date — which means there's no already-treated cohort around to contaminate the comparison, the exact bias a multi-wave rollout would introduce. The assumption to check is parallel pre-trends: HV and LV don't need the same churn LEVEL before launch — they don't have it, HV churns less overall — they just need to move in the same DIRECTION. Restricted to the pre-launch window, that test comes back clean, p equals point six three.</w:t>
+      </w:r>
+    </w:p>
+    <w:p>
+      <w:pPr>
+        <w:pBdr>
+          <w:bottom w:val="single" w:color="999999" w:sz="6" w:space="4"/>
+        </w:pBdr>
+        <w:spacing w:after="40" w:before="300"/>
+      </w:pPr>
+      <w:r>
+        <w:rPr>
+          <w:b/>
+          <w:bCs/>
+          <w:color w:val="2C4870"/>
+          <w:sz w:val="26"/>
+          <w:szCs w:val="26"/>
+        </w:rPr>
+        <w:t xml:space="preserve">Slide 10</w:t>
+      </w:r>
+      <w:r>
+        <w:rPr>
+          <w:b/>
+          <w:bCs/>
+          <w:sz w:val="26"/>
+          <w:szCs w:val="26"/>
+        </w:rPr>
+        <w:t xml:space="preserve">  —  DiD Result</w:t>
       </w:r>
     </w:p>
     <w:p>
@@ -567,34 +738,205 @@
           <w:sz w:val="23"/>
           <w:szCs w:val="23"/>
         </w:rPr>
-        <w:t xml:space="preserve">RDD's identifying assumption is that nothing else jumps at the thirty-percent cutoff except the RM outreach itself. Customers don't know this internal threshold exists, so I'm not worried about deliberate gaming — but I still run a McCrary-style density test, because it also catches any OTHER unexplained bunching near that line, which would bias the comparison just as badly. It comes back clean, p equals point eight three, no jump in the density. This is restricted to the high-value population specifically — the same split from the previous slide — since that's the only population RM outreach actually applies to.</w:t>
-      </w:r>
-    </w:p>
-    <w:p>
-      <w:pPr>
-        <w:pBdr>
-          <w:bottom w:val="single" w:color="999999" w:sz="6" w:space="4"/>
-        </w:pBdr>
-        <w:spacing w:after="40" w:before="300"/>
-      </w:pPr>
-      <w:r>
-        <w:rPr>
-          <w:b/>
-          <w:bCs/>
-          <w:color w:val="2C4870"/>
-          <w:sz w:val="26"/>
-          <w:szCs w:val="26"/>
-        </w:rPr>
-        <w:t xml:space="preserve">Slide 8</w:t>
-      </w:r>
-      <w:r>
-        <w:rPr>
-          <w:b/>
-          <w:bCs/>
-          <w:sz w:val="26"/>
-          <w:szCs w:val="26"/>
-        </w:rPr>
-        <w:t xml:space="preserve">  —  RDD Result</w:t>
+        <w:t xml:space="preserve">Two ways of computing the same number, and they agree almost exactly, which is itself worth pointing out: the plain four-group-means differencing gives minus five point eight points, and a fixed-effects regression with a robust standard error gives the same minus five point eight, highly significant. HV went from about twelve percent to six percent churn; LV barely moved. The effect ramps in over roughly three months as awareness and take-up build, and against the true simulated effect of minus five point one points, both estimators land within a point.</w:t>
+      </w:r>
+    </w:p>
+    <w:p>
+      <w:pPr>
+        <w:pBdr>
+          <w:bottom w:val="single" w:color="999999" w:sz="6" w:space="4"/>
+        </w:pBdr>
+        <w:spacing w:after="40" w:before="300"/>
+      </w:pPr>
+      <w:r>
+        <w:rPr>
+          <w:b/>
+          <w:bCs/>
+          <w:color w:val="2C4870"/>
+          <w:sz w:val="26"/>
+          <w:szCs w:val="26"/>
+        </w:rPr>
+        <w:t xml:space="preserve">Slide 11</w:t>
+      </w:r>
+      <w:r>
+        <w:rPr>
+          <w:b/>
+          <w:bCs/>
+          <w:sz w:val="26"/>
+          <w:szCs w:val="26"/>
+        </w:rPr>
+        <w:t xml:space="preserve">  —  Dormant RCT Design</w:t>
+      </w:r>
+    </w:p>
+    <w:p>
+      <w:pPr>
+        <w:spacing w:after="140"/>
+      </w:pPr>
+      <w:r>
+        <w:rPr>
+          <w:i/>
+          <w:iCs/>
+          <w:color w:val="888888"/>
+          <w:sz w:val="19"/>
+          <w:szCs w:val="19"/>
+        </w:rPr>
+        <w:t xml:space="preserve">Target time: ~55 sec</w:t>
+      </w:r>
+    </w:p>
+    <w:p>
+      <w:pPr>
+        <w:spacing w:after="160" w:line="300"/>
+      </w:pPr>
+      <w:r>
+        <w:rPr>
+          <w:i/>
+          <w:iCs/>
+          <w:color w:val="1A1A1A"/>
+          <w:sz w:val="23"/>
+          <w:szCs w:val="23"/>
+        </w:rPr>
+        <w:t xml:space="preserve">Dormancy had no threshold and no rollout date to exploit, so instead of reaching for an observational method, I built the missing randomization directly into the design. High-value accounts: ninety percent get a ninety-day, five-percent cashback offer, ten percent are randomly held out. Low-value accounts: ninety percent get an SMS reminder, same ten-percent holdout. The two tiers are never pooled — they differ on both risk level and which offer they get, so mixing them would confound which offer works with which tier is inherently lower risk. And critically, before trusting the comparison, I ran the standard randomization-balance check — five covariates, both tiers, ten tests total — and zero came back significant. That's what earns this design a genuinely high-confidence label, the same standard of proof as RDD's manipulation check or DiD's pre-trends test.</w:t>
+      </w:r>
+    </w:p>
+    <w:p>
+      <w:pPr>
+        <w:pBdr>
+          <w:bottom w:val="single" w:color="999999" w:sz="6" w:space="4"/>
+        </w:pBdr>
+        <w:spacing w:after="40" w:before="300"/>
+      </w:pPr>
+      <w:r>
+        <w:rPr>
+          <w:b/>
+          <w:bCs/>
+          <w:color w:val="2C4870"/>
+          <w:sz w:val="26"/>
+          <w:szCs w:val="26"/>
+        </w:rPr>
+        <w:t xml:space="preserve">Slide 12</w:t>
+      </w:r>
+      <w:r>
+        <w:rPr>
+          <w:b/>
+          <w:bCs/>
+          <w:sz w:val="26"/>
+          <w:szCs w:val="26"/>
+        </w:rPr>
+        <w:t xml:space="preserve">  —  Dormant RCT Result</w:t>
+      </w:r>
+    </w:p>
+    <w:p>
+      <w:pPr>
+        <w:spacing w:after="140"/>
+      </w:pPr>
+      <w:r>
+        <w:rPr>
+          <w:i/>
+          <w:iCs/>
+          <w:color w:val="888888"/>
+          <w:sz w:val="19"/>
+          <w:szCs w:val="19"/>
+        </w:rPr>
+        <w:t xml:space="preserve">Target time: ~45 sec</w:t>
+      </w:r>
+    </w:p>
+    <w:p>
+      <w:pPr>
+        <w:spacing w:after="160" w:line="300"/>
+      </w:pPr>
+      <w:r>
+        <w:rPr>
+          <w:i/>
+          <w:iCs/>
+          <w:color w:val="1A1A1A"/>
+          <w:sz w:val="23"/>
+          <w:szCs w:val="23"/>
+        </w:rPr>
+        <w:t xml:space="preserve">Two independent two-proportion z-tests, one per tier. High-value cashback: minus ten point eight points, confidence interval minus fourteen point five to minus seven point one, p under point zero zero one. Low-value SMS: minus five point eight points, minus nine point eight to minus one point nine, p equals point zero zero two. Both land within half a point of the true simulated effect. And it's worth flagging now because it matters later: the HV cashback play turns out to be the single largest driver of value in the entire optimized allocation.</w:t>
+      </w:r>
+    </w:p>
+    <w:p>
+      <w:pPr>
+        <w:pBdr>
+          <w:bottom w:val="single" w:color="999999" w:sz="6" w:space="4"/>
+        </w:pBdr>
+        <w:spacing w:after="40" w:before="300"/>
+      </w:pPr>
+      <w:r>
+        <w:rPr>
+          <w:b/>
+          <w:bCs/>
+          <w:color w:val="2C4870"/>
+          <w:sz w:val="26"/>
+          <w:szCs w:val="26"/>
+        </w:rPr>
+        <w:t xml:space="preserve">Slide 13</w:t>
+      </w:r>
+      <w:r>
+        <w:rPr>
+          <w:b/>
+          <w:bCs/>
+          <w:sz w:val="26"/>
+          <w:szCs w:val="26"/>
+        </w:rPr>
+        <w:t xml:space="preserve">  —  Optimization Formulation</w:t>
+      </w:r>
+    </w:p>
+    <w:p>
+      <w:pPr>
+        <w:spacing w:after="140"/>
+      </w:pPr>
+      <w:r>
+        <w:rPr>
+          <w:i/>
+          <w:iCs/>
+          <w:color w:val="888888"/>
+          <w:sz w:val="19"/>
+          <w:szCs w:val="19"/>
+        </w:rPr>
+        <w:t xml:space="preserve">Target time: ~55 sec</w:t>
+      </w:r>
+    </w:p>
+    <w:p>
+      <w:pPr>
+        <w:spacing w:after="160" w:line="300"/>
+      </w:pPr>
+      <w:r>
+        <w:rPr>
+          <w:i/>
+          <w:iCs/>
+          <w:color w:val="1A1A1A"/>
+          <w:sz w:val="23"/>
+          <w:szCs w:val="23"/>
+        </w:rPr>
+        <w:t xml:space="preserve">This is a multiple-choice knapsack problem. The objective maximizes net expected value — predicted probability of that churn mode, times the causal effect size, times dollars at risk, minus cost — summed across every account-intervention pair selected. Three constraints: total spend under budget, RM contacts under capacity since RM time, not dollars, is the actual bottleneck for the withdrawal play, and at most one intervention per account, with tier eligibility built in — cashback only for high-value accounts, SMS only for low-value ones. Every effect size feeding this now comes from a design-based, high-confidence estimate — that's new since the last version of this project, where the dormant number carried a lower-confidence label. And to be clear about where this approach does and doesn't apply: it fits a handful of discrete, mutually exclusive interventions with known effects and hard resource caps, exactly this shape — it wouldn't fit a continuous decision like how much to discount, or effect sizes too uncertain to trust as a point estimate without a robustness check first.</w:t>
+      </w:r>
+    </w:p>
+    <w:p>
+      <w:pPr>
+        <w:pBdr>
+          <w:bottom w:val="single" w:color="999999" w:sz="6" w:space="4"/>
+        </w:pBdr>
+        <w:spacing w:after="40" w:before="300"/>
+      </w:pPr>
+      <w:r>
+        <w:rPr>
+          <w:b/>
+          <w:bCs/>
+          <w:color w:val="2C4870"/>
+          <w:sz w:val="26"/>
+          <w:szCs w:val="26"/>
+        </w:rPr>
+        <w:t xml:space="preserve">Slide 14</w:t>
+      </w:r>
+      <w:r>
+        <w:rPr>
+          <w:b/>
+          <w:bCs/>
+          <w:sz w:val="26"/>
+          <w:szCs w:val="26"/>
+        </w:rPr>
+        <w:t xml:space="preserve">  —  Optimization Result</w:t>
       </w:r>
     </w:p>
     <w:p>
@@ -624,319 +966,34 @@
           <w:sz w:val="23"/>
           <w:szCs w:val="23"/>
         </w:rPr>
-        <w:t xml:space="preserve">The naive treated-versus-control comparison is almost useless here — near zero, at minus point two points — because bigger withdrawals were already higher-risk before any call happened, and that confound roughly cancels out the real effect. RDD isolates the effect right at the cutoff and gets minus eight point three points, with a robust confidence interval of minus twelve point three to minus four point three, and it's stable across bandwidths from four to twenty months. Graded against the true effect I built into the simulation, RDD lands within about a point — the naive comparison doesn't come close.</w:t>
-      </w:r>
-    </w:p>
-    <w:p>
-      <w:pPr>
-        <w:pBdr>
-          <w:bottom w:val="single" w:color="999999" w:sz="6" w:space="4"/>
-        </w:pBdr>
-        <w:spacing w:after="40" w:before="300"/>
-      </w:pPr>
-      <w:r>
-        <w:rPr>
-          <w:b/>
-          <w:bCs/>
-          <w:color w:val="2C4870"/>
-          <w:sz w:val="26"/>
-          <w:szCs w:val="26"/>
-        </w:rPr>
-        <w:t xml:space="preserve">Slide 9</w:t>
-      </w:r>
-      <w:r>
-        <w:rPr>
-          <w:b/>
-          <w:bCs/>
-          <w:sz w:val="26"/>
-          <w:szCs w:val="26"/>
-        </w:rPr>
-        <w:t xml:space="preserve">  —  DiD Design</w:t>
-      </w:r>
-    </w:p>
-    <w:p>
-      <w:pPr>
-        <w:spacing w:after="140"/>
-      </w:pPr>
-      <w:r>
-        <w:rPr>
-          <w:i/>
-          <w:iCs/>
-          <w:color w:val="888888"/>
-          <w:sz w:val="19"/>
-          <w:szCs w:val="19"/>
-        </w:rPr>
-        <w:t xml:space="preserve">Target time: ~50 sec</w:t>
-      </w:r>
-    </w:p>
-    <w:p>
-      <w:pPr>
-        <w:spacing w:after="160" w:line="300"/>
-      </w:pPr>
-      <w:r>
-        <w:rPr>
-          <w:i/>
-          <w:iCs/>
-          <w:color w:val="1A1A1A"/>
-          <w:sz w:val="23"/>
-          <w:szCs w:val="23"/>
-        </w:rPr>
-        <w:t xml:space="preserve">The DD-stop offer launches for the entire high-value group on one calendar month; low-value accounts never get it in this window. That's a deliberately simple design — one treated group, one adoption date — which means there's no already-treated cohort around to contaminate the comparison, the exact bias a multi-wave rollout would introduce. The assumption to check is parallel pre-trends: HV and LV don't need the same churn LEVEL before launch — they don't have it, HV churns less overall — they just need to move in the same DIRECTION. Restricted to the pre-launch window, that test comes back clean, p equals point six three.</w:t>
-      </w:r>
-    </w:p>
-    <w:p>
-      <w:pPr>
-        <w:pBdr>
-          <w:bottom w:val="single" w:color="999999" w:sz="6" w:space="4"/>
-        </w:pBdr>
-        <w:spacing w:after="40" w:before="300"/>
-      </w:pPr>
-      <w:r>
-        <w:rPr>
-          <w:b/>
-          <w:bCs/>
-          <w:color w:val="2C4870"/>
-          <w:sz w:val="26"/>
-          <w:szCs w:val="26"/>
-        </w:rPr>
-        <w:t xml:space="preserve">Slide 10</w:t>
-      </w:r>
-      <w:r>
-        <w:rPr>
-          <w:b/>
-          <w:bCs/>
-          <w:sz w:val="26"/>
-          <w:szCs w:val="26"/>
-        </w:rPr>
-        <w:t xml:space="preserve">  —  DiD Result</w:t>
-      </w:r>
-    </w:p>
-    <w:p>
-      <w:pPr>
-        <w:spacing w:after="140"/>
-      </w:pPr>
-      <w:r>
-        <w:rPr>
-          <w:i/>
-          <w:iCs/>
-          <w:color w:val="888888"/>
-          <w:sz w:val="19"/>
-          <w:szCs w:val="19"/>
-        </w:rPr>
-        <w:t xml:space="preserve">Target time: ~45 sec</w:t>
-      </w:r>
-    </w:p>
-    <w:p>
-      <w:pPr>
-        <w:spacing w:after="160" w:line="300"/>
-      </w:pPr>
-      <w:r>
-        <w:rPr>
-          <w:i/>
-          <w:iCs/>
-          <w:color w:val="1A1A1A"/>
-          <w:sz w:val="23"/>
-          <w:szCs w:val="23"/>
-        </w:rPr>
-        <w:t xml:space="preserve">Two ways of computing the same number, and they agree almost exactly, which is itself worth pointing out: the plain four-group-means differencing gives minus five point eight points, and a fixed-effects regression with a robust standard error gives the same minus five point eight, highly significant. HV went from about twelve percent to six percent churn; LV barely moved. The effect ramps in over roughly three months as awareness and take-up build, and against the true simulated effect of minus five point one points, both estimators land within a point.</w:t>
-      </w:r>
-    </w:p>
-    <w:p>
-      <w:pPr>
-        <w:pBdr>
-          <w:bottom w:val="single" w:color="999999" w:sz="6" w:space="4"/>
-        </w:pBdr>
-        <w:spacing w:after="40" w:before="300"/>
-      </w:pPr>
-      <w:r>
-        <w:rPr>
-          <w:b/>
-          <w:bCs/>
-          <w:color w:val="2C4870"/>
-          <w:sz w:val="26"/>
-          <w:szCs w:val="26"/>
-        </w:rPr>
-        <w:t xml:space="preserve">Slide 11</w:t>
-      </w:r>
-      <w:r>
-        <w:rPr>
-          <w:b/>
-          <w:bCs/>
-          <w:sz w:val="26"/>
-          <w:szCs w:val="26"/>
-        </w:rPr>
-        <w:t xml:space="preserve">  —  Dormant RCT Design</w:t>
-      </w:r>
-    </w:p>
-    <w:p>
-      <w:pPr>
-        <w:spacing w:after="140"/>
-      </w:pPr>
-      <w:r>
-        <w:rPr>
-          <w:i/>
-          <w:iCs/>
-          <w:color w:val="888888"/>
-          <w:sz w:val="19"/>
-          <w:szCs w:val="19"/>
-        </w:rPr>
-        <w:t xml:space="preserve">Target time: ~55 sec</w:t>
-      </w:r>
-    </w:p>
-    <w:p>
-      <w:pPr>
-        <w:spacing w:after="160" w:line="300"/>
-      </w:pPr>
-      <w:r>
-        <w:rPr>
-          <w:i/>
-          <w:iCs/>
-          <w:color w:val="1A1A1A"/>
-          <w:sz w:val="23"/>
-          <w:szCs w:val="23"/>
-        </w:rPr>
-        <w:t xml:space="preserve">Dormancy had no threshold and no rollout date to exploit, so instead of reaching for an observational method, I built the missing randomization directly into the design. High-value accounts: ninety percent get a ninety-day, five-percent cashback offer, ten percent are randomly held out. Low-value accounts: ninety percent get an SMS reminder, same ten-percent holdout. The two tiers are never pooled — they differ on both risk level and which offer they get, so mixing them would confound which offer works with which tier is inherently lower risk. And critically, before trusting the comparison, I ran the standard randomization-balance check — five covariates, both tiers, ten tests total — and zero came back significant. That's what earns this design a genuinely high-confidence label, the same standard of proof as RDD's manipulation check or DiD's pre-trends test.</w:t>
-      </w:r>
-    </w:p>
-    <w:p>
-      <w:pPr>
-        <w:pBdr>
-          <w:bottom w:val="single" w:color="999999" w:sz="6" w:space="4"/>
-        </w:pBdr>
-        <w:spacing w:after="40" w:before="300"/>
-      </w:pPr>
-      <w:r>
-        <w:rPr>
-          <w:b/>
-          <w:bCs/>
-          <w:color w:val="2C4870"/>
-          <w:sz w:val="26"/>
-          <w:szCs w:val="26"/>
-        </w:rPr>
-        <w:t xml:space="preserve">Slide 12</w:t>
-      </w:r>
-      <w:r>
-        <w:rPr>
-          <w:b/>
-          <w:bCs/>
-          <w:sz w:val="26"/>
-          <w:szCs w:val="26"/>
-        </w:rPr>
-        <w:t xml:space="preserve">  —  Dormant RCT Result</w:t>
-      </w:r>
-    </w:p>
-    <w:p>
-      <w:pPr>
-        <w:spacing w:after="140"/>
-      </w:pPr>
-      <w:r>
-        <w:rPr>
-          <w:i/>
-          <w:iCs/>
-          <w:color w:val="888888"/>
-          <w:sz w:val="19"/>
-          <w:szCs w:val="19"/>
-        </w:rPr>
-        <w:t xml:space="preserve">Target time: ~45 sec</w:t>
-      </w:r>
-    </w:p>
-    <w:p>
-      <w:pPr>
-        <w:spacing w:after="160" w:line="300"/>
-      </w:pPr>
-      <w:r>
-        <w:rPr>
-          <w:i/>
-          <w:iCs/>
-          <w:color w:val="1A1A1A"/>
-          <w:sz w:val="23"/>
-          <w:szCs w:val="23"/>
-        </w:rPr>
-        <w:t xml:space="preserve">Two independent two-proportion z-tests, one per tier. High-value cashback: minus ten point eight points, confidence interval minus fourteen point five to minus seven point one, p under point zero zero one. Low-value SMS: minus five point eight points, minus nine point eight to minus one point nine, p equals point zero zero two. Both land within half a point of the true simulated effect. And it's worth flagging now because it matters later: the HV cashback play turns out to be the single largest driver of value in the entire optimized allocation.</w:t>
-      </w:r>
-    </w:p>
-    <w:p>
-      <w:pPr>
-        <w:pBdr>
-          <w:bottom w:val="single" w:color="999999" w:sz="6" w:space="4"/>
-        </w:pBdr>
-        <w:spacing w:after="40" w:before="300"/>
-      </w:pPr>
-      <w:r>
-        <w:rPr>
-          <w:b/>
-          <w:bCs/>
-          <w:color w:val="2C4870"/>
-          <w:sz w:val="26"/>
-          <w:szCs w:val="26"/>
-        </w:rPr>
-        <w:t xml:space="preserve">Slide 13</w:t>
-      </w:r>
-      <w:r>
-        <w:rPr>
-          <w:b/>
-          <w:bCs/>
-          <w:sz w:val="26"/>
-          <w:szCs w:val="26"/>
-        </w:rPr>
-        <w:t xml:space="preserve">  —  Optimization Formulation</w:t>
-      </w:r>
-    </w:p>
-    <w:p>
-      <w:pPr>
-        <w:spacing w:after="140"/>
-      </w:pPr>
-      <w:r>
-        <w:rPr>
-          <w:i/>
-          <w:iCs/>
-          <w:color w:val="888888"/>
-          <w:sz w:val="19"/>
-          <w:szCs w:val="19"/>
-        </w:rPr>
-        <w:t xml:space="preserve">Target time: ~55 sec</w:t>
-      </w:r>
-    </w:p>
-    <w:p>
-      <w:pPr>
-        <w:spacing w:after="160" w:line="300"/>
-      </w:pPr>
-      <w:r>
-        <w:rPr>
-          <w:i/>
-          <w:iCs/>
-          <w:color w:val="1A1A1A"/>
-          <w:sz w:val="23"/>
-          <w:szCs w:val="23"/>
-        </w:rPr>
-        <w:t xml:space="preserve">This is a multiple-choice knapsack problem. The objective maximizes net expected value — predicted probability of that churn mode, times the causal effect size, times dollars at risk, minus cost — summed across every account-intervention pair selected. Three constraints: total spend under budget, RM contacts under capacity since RM time, not dollars, is the actual bottleneck for the withdrawal play, and at most one intervention per account, with tier eligibility built in — cashback only for high-value accounts, SMS only for low-value ones. Every effect size feeding this now comes from a design-based, high-confidence estimate — that's new since the last version of this project, where the dormant number carried a lower-confidence label. And to be clear about where this approach does and doesn't apply: it fits a handful of discrete, mutually exclusive interventions with known effects and hard resource caps, exactly this shape — it wouldn't fit a continuous decision like how much to discount, or effect sizes too uncertain to trust as a point estimate without a robustness check first.</w:t>
-      </w:r>
-    </w:p>
-    <w:p>
-      <w:pPr>
-        <w:pBdr>
-          <w:bottom w:val="single" w:color="999999" w:sz="6" w:space="4"/>
-        </w:pBdr>
-        <w:spacing w:after="40" w:before="300"/>
-      </w:pPr>
-      <w:r>
-        <w:rPr>
-          <w:b/>
-          <w:bCs/>
-          <w:color w:val="2C4870"/>
-          <w:sz w:val="26"/>
-          <w:szCs w:val="26"/>
-        </w:rPr>
-        <w:t xml:space="preserve">Slide 14</w:t>
-      </w:r>
-      <w:r>
-        <w:rPr>
-          <w:b/>
-          <w:bCs/>
-          <w:sz w:val="26"/>
-          <w:szCs w:val="26"/>
-        </w:rPr>
-        <w:t xml:space="preserve">  —  Optimization Result</w:t>
+        <w:t xml:space="preserve">At equal budget and RM capacity, the optimizer protects about sixty-four percent more net value than the heuristic. It uses only a hundred ninety-three of four hundred available RM contacts — it stops once an account's marginal expected value turns negative, rather than spending to the last dollar or the last contact, which the flat heuristic has no concept of at all. Worth noting: run without any cap, the heuristic actually overspends both budget and RM capacity on its own — that's a finding worth surfacing on its own, since it means the old process needed an unwritten manual cap that this formalizes.</w:t>
+      </w:r>
+    </w:p>
+    <w:p>
+      <w:pPr>
+        <w:pBdr>
+          <w:bottom w:val="single" w:color="999999" w:sz="6" w:space="4"/>
+        </w:pBdr>
+        <w:spacing w:after="40" w:before="300"/>
+      </w:pPr>
+      <w:r>
+        <w:rPr>
+          <w:b/>
+          <w:bCs/>
+          <w:color w:val="2C4870"/>
+          <w:sz w:val="26"/>
+          <w:szCs w:val="26"/>
+        </w:rPr>
+        <w:t xml:space="preserve">Slide 15</w:t>
+      </w:r>
+      <w:r>
+        <w:rPr>
+          <w:b/>
+          <w:bCs/>
+          <w:sz w:val="26"/>
+          <w:szCs w:val="26"/>
+        </w:rPr>
+        <w:t xml:space="preserve">  —  Business Impact</w:t>
       </w:r>
     </w:p>
     <w:p>
@@ -966,64 +1023,7 @@
           <w:sz w:val="23"/>
           <w:szCs w:val="23"/>
         </w:rPr>
-        <w:t xml:space="preserve">At equal budget and RM capacity, the optimizer protects about forty-nine percent more net value than the heuristic. It uses only a hundred sixty of four hundred available RM contacts — it stops once an account's marginal expected value turns negative, rather than spending to the last dollar or the last contact, which the flat heuristic has no concept of at all. Worth noting: run without any cap, the heuristic actually overspends both budget and RM capacity on its own — that's a finding worth surfacing on its own, since it means the old process needed an unwritten manual cap that this formalizes.</w:t>
-      </w:r>
-    </w:p>
-    <w:p>
-      <w:pPr>
-        <w:pBdr>
-          <w:bottom w:val="single" w:color="999999" w:sz="6" w:space="4"/>
-        </w:pBdr>
-        <w:spacing w:after="40" w:before="300"/>
-      </w:pPr>
-      <w:r>
-        <w:rPr>
-          <w:b/>
-          <w:bCs/>
-          <w:color w:val="2C4870"/>
-          <w:sz w:val="26"/>
-          <w:szCs w:val="26"/>
-        </w:rPr>
-        <w:t xml:space="preserve">Slide 15</w:t>
-      </w:r>
-      <w:r>
-        <w:rPr>
-          <w:b/>
-          <w:bCs/>
-          <w:sz w:val="26"/>
-          <w:szCs w:val="26"/>
-        </w:rPr>
-        <w:t xml:space="preserve">  —  Business Impact</w:t>
-      </w:r>
-    </w:p>
-    <w:p>
-      <w:pPr>
-        <w:spacing w:after="140"/>
-      </w:pPr>
-      <w:r>
-        <w:rPr>
-          <w:i/>
-          <w:iCs/>
-          <w:color w:val="888888"/>
-          <w:sz w:val="19"/>
-          <w:szCs w:val="19"/>
-        </w:rPr>
-        <w:t xml:space="preserve">Target time: ~40 sec</w:t>
-      </w:r>
-    </w:p>
-    <w:p>
-      <w:pPr>
-        <w:spacing w:after="160" w:line="300"/>
-      </w:pPr>
-      <w:r>
-        <w:rPr>
-          <w:i/>
-          <w:iCs/>
-          <w:color w:val="1A1A1A"/>
-          <w:sz w:val="23"/>
-          <w:szCs w:val="23"/>
-        </w:rPr>
-        <w:t xml:space="preserve">Translated into dollars: plus one hundred thirty-three thousand, eight hundred seventy-three dollars of net value per ten thousand scored accounts, a forty-nine percent lift. I deliberately don't scale that to a fabricated enterprise-wide total — this data is a sized demo, not the real book — so I report it per ten thousand accounts with an explicit instruction to scale by your real account count. And on the one assumption I know I'll get pushback on, the fifteen percent product-value uplift rate: I ran a sensitivity check, and over ninety-eight percent of the accounts that get prioritized stay prioritized whether that rate is ten, fifteen, or twenty percent — the number isn't load-bearing for the conclusion.</w:t>
+        <w:t xml:space="preserve">Translated into dollars: plus one hundred sixty-seven thousand, nine hundred twenty-seven dollars of net value per ten thousand scored accounts, a sixty-four percent lift. I deliberately don't scale that to a fabricated enterprise-wide total — this data is a sized demo, not the real book — so I report it per ten thousand accounts with an explicit instruction to scale by your real account count. And on the one assumption I know I'll get pushback on, the fifteen percent product-value uplift rate: I ran a sensitivity check, and over ninety-eight percent of the accounts that get prioritized stay prioritized whether that rate is ten, fifteen, or twenty percent — the number isn't load-bearing for the conclusion.</w:t>
       </w:r>
     </w:p>
     <w:p>
